--- a/docs/도전행동기록판_자료집.docx
+++ b/docs/도전행동기록판_자료집.docx
@@ -172,7 +172,7 @@
           <w:sz w:val="20"/>
           <w:szCs w:val="20"/>
         </w:rPr>
-        <w:t xml:space="preserve">(2) 행동 기록하기 ① 행동 유형 선택</w:t>
+        <w:t xml:space="preserve">(2) 행동 기록하기 ① 짧게 눌러 바로 기록</w:t>
       </w:r>
     </w:p>
     <w:p>
@@ -188,7 +188,7 @@
           <w:sz w:val="20"/>
           <w:szCs w:val="20"/>
         </w:rPr>
-        <w:t xml:space="preserve">(3) 행동 기록하기 ② 상세 내용 입력</w:t>
+        <w:t xml:space="preserve">(3) 행동 기록하기 ② 길게 눌러 자세히 적기</w:t>
       </w:r>
     </w:p>
     <w:p>
@@ -653,7 +653,37 @@
           <w:sz w:val="20"/>
           <w:szCs w:val="20"/>
         </w:rPr>
-        <w:t xml:space="preserve">그래서 이 앱은 기록 한 건을 남기는 데 필요한 동작을 세 번의 터치로 고정했습니다. 학생 카드를 누르고, 행동 유형을 누르고, 저장을 누르면 끝입니다. 상세 내용 입력은 선택 사항이라 급할 때는 비워 둔 채 저장하고, 방과 후에 교사 페이지에서 채워 넣을 수 있습니다. 기록을 저장한 시각은 앱이 자동으로 교시와 대조해 ‘3교시’, ‘점심시간’처럼 분류해 주므로, 교사는 시간을 적을 필요조차 없습니다.</w:t>
+        <w:t xml:space="preserve">그래서 이 앱은 기록 방식을 두 갈래로 나누었습니다. 바쁠 때는 학생 카드를 누르고 행동 버튼을 짧게 누르면 그대로 저장됩니다. 두 번의 터치로 끝나므로 학생에게서 눈을 떼는 시간이 1~2초에 그칩니다.</w:t>
+      </w:r>
+    </w:p>
+    <w:p>
+      <w:pPr>
+        <w:spacing w:after="100" w:line="300"/>
+        <w:ind w:left="200"/>
+        <w:jc w:val="both"/>
+      </w:pPr>
+      <w:r>
+        <w:rPr>
+          <w:rFonts w:ascii="맑은 고딕" w:cs="맑은 고딕" w:eastAsia="맑은 고딕" w:hAnsi="맑은 고딕"/>
+          <w:sz w:val="20"/>
+          <w:szCs w:val="20"/>
+        </w:rPr>
+        <w:t xml:space="preserve">여유가 있을 때는 같은 버튼을 0.5초쯤 길게 누릅니다. 그러면 입력창이 열려 “국어 시간 중 교실 뒤편으로 이동”처럼 상황을 적어 둘 수 있습니다. 하나의 버튼이 누르는 길이에 따라 빠른 기록과 자세한 기록으로 갈라지는 구조여서, 교사가 상황에 따라 기록의 깊이를 고르게 됩니다.</w:t>
+      </w:r>
+    </w:p>
+    <w:p>
+      <w:pPr>
+        <w:spacing w:after="100" w:line="300"/>
+        <w:ind w:left="200"/>
+        <w:jc w:val="both"/>
+      </w:pPr>
+      <w:r>
+        <w:rPr>
+          <w:rFonts w:ascii="맑은 고딕" w:cs="맑은 고딕" w:eastAsia="맑은 고딕" w:hAnsi="맑은 고딕"/>
+          <w:sz w:val="20"/>
+          <w:szCs w:val="20"/>
+        </w:rPr>
+        <w:t xml:space="preserve">기록을 저장한 시각은 앱이 자동으로 교시와 대조해 ‘3교시’, ‘점심시간’처럼 분류해 주므로 교사는 시간을 적을 필요조차 없습니다. 급해서 상황을 적지 못했더라도, 방과 후 교사 페이지에서 상세 내용이 비어 있는 기록만 모아 한 번에 채워 넣을 수 있습니다.</w:t>
       </w:r>
     </w:p>
     <w:p>
@@ -902,7 +932,7 @@
           <w:sz w:val="22"/>
           <w:szCs w:val="22"/>
         </w:rPr>
-        <w:t xml:space="preserve">(2) 행동 기록하기 ① 행동 유형 선택</w:t>
+        <w:t xml:space="preserve">(2) 행동 기록하기 ① 짧게 눌러 바로 기록</w:t>
       </w:r>
     </w:p>
     <w:p>
@@ -969,6 +999,21 @@
     <w:p>
       <w:pPr>
         <w:spacing w:after="100" w:line="300"/>
+        <w:ind w:left="200"/>
+        <w:jc w:val="both"/>
+      </w:pPr>
+      <w:r>
+        <w:rPr>
+          <w:rFonts w:ascii="맑은 고딕" w:cs="맑은 고딕" w:eastAsia="맑은 고딕" w:hAnsi="맑은 고딕"/>
+          <w:sz w:val="20"/>
+          <w:szCs w:val="20"/>
+        </w:rPr>
+        <w:t xml:space="preserve">이 화면의 버튼은 누르는 방식에 따라 두 가지로 동작합니다. 바쁠 때는 짧게 눌러 두 번의 터치로 기록을 끝내고, 여유가 있을 때는 길게 눌러 상황을 자세히 남깁니다.</w:t>
+      </w:r>
+    </w:p>
+    <w:p>
+      <w:pPr>
+        <w:spacing w:after="100" w:line="300"/>
         <w:ind w:left="400" w:hanging="200"/>
         <w:jc w:val="both"/>
       </w:pPr>
@@ -1005,32 +1050,57 @@
           <w:sz w:val="20"/>
           <w:szCs w:val="20"/>
         </w:rPr>
-        <w:t xml:space="preserve">② 행동 유형 버튼: </w:t>
-      </w:r>
-      <w:r>
-        <w:rPr>
-          <w:rFonts w:ascii="맑은 고딕" w:cs="맑은 고딕" w:eastAsia="맑은 고딕" w:hAnsi="맑은 고딕"/>
-          <w:sz w:val="20"/>
-          <w:szCs w:val="20"/>
-        </w:rPr>
-        <w:t xml:space="preserve">등록된 행동 유형이 2열의 큰 버튼으로 나열됩니다. 수업 중 한 손으로 누를 수 있도록 버튼을 충분히 크게 만들었습니다.</w:t>
-      </w:r>
-    </w:p>
-    <w:p>
-      <w:pPr>
-        <w:spacing w:after="100" w:line="300"/>
-        <w:ind w:left="400" w:hanging="200"/>
-        <w:jc w:val="both"/>
-      </w:pPr>
-      <w:r>
-        <w:rPr>
-          <w:rFonts w:ascii="맑은 고딕" w:cs="맑은 고딕" w:eastAsia="맑은 고딕" w:hAnsi="맑은 고딕"/>
-          <w:b/>
-          <w:bCs/>
-          <w:sz w:val="20"/>
-          <w:szCs w:val="20"/>
-        </w:rPr>
-        <w:t xml:space="preserve">③ 주요 행동 표시(★): </w:t>
+        <w:t xml:space="preserve">② 짧게 누르기 — 바로 기록: </w:t>
+      </w:r>
+      <w:r>
+        <w:rPr>
+          <w:rFonts w:ascii="맑은 고딕" w:cs="맑은 고딕" w:eastAsia="맑은 고딕" w:hAnsi="맑은 고딕"/>
+          <w:sz w:val="20"/>
+          <w:szCs w:val="20"/>
+        </w:rPr>
+        <w:t xml:space="preserve">행동 버튼을 가볍게 누르면 그 자리에서 바로 저장되고 창이 닫힙니다. 학생 카드와 행동 버튼, 두 번의 터치로 기록이 끝나므로 수업 흐름이 거의 끊기지 않습니다. 상세 내용은 비워진 채로 저장되며 방과 후에 교사 페이지에서 채워 넣을 수 있습니다.</w:t>
+      </w:r>
+    </w:p>
+    <w:p>
+      <w:pPr>
+        <w:spacing w:after="100" w:line="300"/>
+        <w:ind w:left="400" w:hanging="200"/>
+        <w:jc w:val="both"/>
+      </w:pPr>
+      <w:r>
+        <w:rPr>
+          <w:rFonts w:ascii="맑은 고딕" w:cs="맑은 고딕" w:eastAsia="맑은 고딕" w:hAnsi="맑은 고딕"/>
+          <w:b/>
+          <w:bCs/>
+          <w:sz w:val="20"/>
+          <w:szCs w:val="20"/>
+        </w:rPr>
+        <w:t xml:space="preserve">③ 길게 누르기 — 자세히 적기: </w:t>
+      </w:r>
+      <w:r>
+        <w:rPr>
+          <w:rFonts w:ascii="맑은 고딕" w:cs="맑은 고딕" w:eastAsia="맑은 고딕" w:hAnsi="맑은 고딕"/>
+          <w:sz w:val="20"/>
+          <w:szCs w:val="20"/>
+        </w:rPr>
+        <w:t xml:space="preserve">행동 버튼을 0.5초 정도 꾹 누르고 있으면 상세 입력 화면이 열립니다. 진동을 지원하는 기기에서는 짧게 울려 인식되었음을 알려줍니다. 기록해 둘 상황이 있을 때 사용합니다.</w:t>
+      </w:r>
+    </w:p>
+    <w:p>
+      <w:pPr>
+        <w:spacing w:after="100" w:line="300"/>
+        <w:ind w:left="400" w:hanging="200"/>
+        <w:jc w:val="both"/>
+      </w:pPr>
+      <w:r>
+        <w:rPr>
+          <w:rFonts w:ascii="맑은 고딕" w:cs="맑은 고딕" w:eastAsia="맑은 고딕" w:hAnsi="맑은 고딕"/>
+          <w:b/>
+          <w:bCs/>
+          <w:sz w:val="20"/>
+          <w:szCs w:val="20"/>
+        </w:rPr>
+        <w:t xml:space="preserve">④ 주요 행동 표시(★): </w:t>
       </w:r>
       <w:r>
         <w:rPr>
@@ -1055,40 +1125,65 @@
           <w:sz w:val="20"/>
           <w:szCs w:val="20"/>
         </w:rPr>
-        <w:t xml:space="preserve">④ 연필 아이콘: </w:t>
-      </w:r>
-      <w:r>
-        <w:rPr>
-          <w:rFonts w:ascii="맑은 고딕" w:cs="맑은 고딕" w:eastAsia="맑은 고딕" w:hAnsi="맑은 고딕"/>
-          <w:sz w:val="20"/>
-          <w:szCs w:val="20"/>
-        </w:rPr>
-        <w:t xml:space="preserve">연필 아이콘이 붙은 유형(예: 기타)은 상세 내용 입력이 필수인 유형입니다. 누르기 전에 미리 알 수 있습니다.</w:t>
-      </w:r>
-    </w:p>
-    <w:p>
-      <w:pPr>
-        <w:spacing w:after="100" w:line="300"/>
-        <w:ind w:left="400" w:hanging="200"/>
-        <w:jc w:val="both"/>
-      </w:pPr>
-      <w:r>
-        <w:rPr>
-          <w:rFonts w:ascii="맑은 고딕" w:cs="맑은 고딕" w:eastAsia="맑은 고딕" w:hAnsi="맑은 고딕"/>
-          <w:b/>
-          <w:bCs/>
-          <w:sz w:val="20"/>
-          <w:szCs w:val="20"/>
-        </w:rPr>
-        <w:t xml:space="preserve">⑤ 유형 선택 시점: </w:t>
-      </w:r>
-      <w:r>
-        <w:rPr>
-          <w:rFonts w:ascii="맑은 고딕" w:cs="맑은 고딕" w:eastAsia="맑은 고딕" w:hAnsi="맑은 고딕"/>
-          <w:sz w:val="20"/>
-          <w:szCs w:val="20"/>
-        </w:rPr>
-        <w:t xml:space="preserve">여기서 유형을 눌러도 아직 저장되지 않습니다. 다음 단계인 상세 입력 화면으로 넘어갈 뿐이며, 기록 시각은 최종적으로 [기록 저장]을 누른 시점으로 남습니다.</w:t>
+        <w:t xml:space="preserve">⑤ 연필 아이콘: </w:t>
+      </w:r>
+      <w:r>
+        <w:rPr>
+          <w:rFonts w:ascii="맑은 고딕" w:cs="맑은 고딕" w:eastAsia="맑은 고딕" w:hAnsi="맑은 고딕"/>
+          <w:sz w:val="20"/>
+          <w:szCs w:val="20"/>
+        </w:rPr>
+        <w:t xml:space="preserve">연필 아이콘이 붙은 유형(예: 기타)은 상세 입력이 필수인 유형입니다. 이 유형은 짧게 눌러도 바로 저장되지 않고 입력 화면으로 넘어갑니다. 이름만으로는 어떤 행동인지 알 수 없는 유형의 기록이 빈칸으로 남는 것을 막기 위해서입니다.</w:t>
+      </w:r>
+    </w:p>
+    <w:p>
+      <w:pPr>
+        <w:spacing w:after="100" w:line="300"/>
+        <w:ind w:left="400" w:hanging="200"/>
+        <w:jc w:val="both"/>
+      </w:pPr>
+      <w:r>
+        <w:rPr>
+          <w:rFonts w:ascii="맑은 고딕" w:cs="맑은 고딕" w:eastAsia="맑은 고딕" w:hAnsi="맑은 고딕"/>
+          <w:b/>
+          <w:bCs/>
+          <w:sz w:val="20"/>
+          <w:szCs w:val="20"/>
+        </w:rPr>
+        <w:t xml:space="preserve">⑥ 잘못 눌렀을 때: </w:t>
+      </w:r>
+      <w:r>
+        <w:rPr>
+          <w:rFonts w:ascii="맑은 고딕" w:cs="맑은 고딕" w:eastAsia="맑은 고딕" w:hAnsi="맑은 고딕"/>
+          <w:sz w:val="20"/>
+          <w:szCs w:val="20"/>
+        </w:rPr>
+        <w:t xml:space="preserve">짧게 누르면 곧바로 저장되므로, 저장 직후 화면 아래 안내 창에 [실행 취소] 버튼이 함께 나타납니다. 몇 초 안에 누르면 방금 기록이 삭제됩니다.</w:t>
+      </w:r>
+    </w:p>
+    <w:p>
+      <w:pPr>
+        <w:spacing w:after="100" w:line="300"/>
+        <w:ind w:left="400" w:hanging="200"/>
+        <w:jc w:val="both"/>
+      </w:pPr>
+      <w:r>
+        <w:rPr>
+          <w:rFonts w:ascii="맑은 고딕" w:cs="맑은 고딕" w:eastAsia="맑은 고딕" w:hAnsi="맑은 고딕"/>
+          <w:b/>
+          <w:bCs/>
+          <w:sz w:val="20"/>
+          <w:szCs w:val="20"/>
+        </w:rPr>
+        <w:t xml:space="preserve">⑦ 누르다 손을 뗀 경우: </w:t>
+      </w:r>
+      <w:r>
+        <w:rPr>
+          <w:rFonts w:ascii="맑은 고딕" w:cs="맑은 고딕" w:eastAsia="맑은 고딕" w:hAnsi="맑은 고딕"/>
+          <w:sz w:val="20"/>
+          <w:szCs w:val="20"/>
+        </w:rPr>
+        <w:t xml:space="preserve">버튼을 누른 채 손가락이 버튼 밖으로 벗어나면 기록되지 않습니다. 잘못 눌렀다고 느꼈을 때 손가락을 옆으로 밀어 취소할 수 있습니다.</w:t>
       </w:r>
     </w:p>
     <w:p>
@@ -1106,7 +1201,7 @@
           <w:sz w:val="22"/>
           <w:szCs w:val="22"/>
         </w:rPr>
-        <w:t xml:space="preserve">(3) 행동 기록하기 ② 상세 내용 입력</w:t>
+        <w:t xml:space="preserve">(3) 행동 기록하기 ② 길게 눌러 자세히 적기</w:t>
       </w:r>
     </w:p>
     <w:p>
@@ -1167,7 +1262,7 @@
           <w:sz w:val="18"/>
           <w:szCs w:val="18"/>
         </w:rPr>
-        <w:t xml:space="preserve">〔행동 유형을 선택하면 같은 창에서 전환되는 상세 입력 화면〕</w:t>
+        <w:t xml:space="preserve">〔행동 버튼을 길게 누르면 열리는 상세 입력 화면〕</w:t>
       </w:r>
     </w:p>
     <w:p>
@@ -1209,15 +1304,15 @@
           <w:sz w:val="20"/>
           <w:szCs w:val="20"/>
         </w:rPr>
-        <w:t xml:space="preserve">② 상세 내용 입력(선택): </w:t>
-      </w:r>
-      <w:r>
-        <w:rPr>
-          <w:rFonts w:ascii="맑은 고딕" w:cs="맑은 고딕" w:eastAsia="맑은 고딕" w:hAnsi="맑은 고딕"/>
-          <w:sz w:val="20"/>
-          <w:szCs w:val="20"/>
-        </w:rPr>
-        <w:t xml:space="preserve">“어떤 상황이었나요?”라는 안내와 함께 입력창이 자동으로 열립니다. 일반 유형은 입력하지 않아도 저장되므로, 급할 때는 그대로 [기록 저장]을 눌러 세 번의 터치로 기록을 마칠 수 있습니다.</w:t>
+        <w:t xml:space="preserve">② 상세 내용 입력: </w:t>
+      </w:r>
+      <w:r>
+        <w:rPr>
+          <w:rFonts w:ascii="맑은 고딕" w:cs="맑은 고딕" w:eastAsia="맑은 고딕" w:hAnsi="맑은 고딕"/>
+          <w:sz w:val="20"/>
+          <w:szCs w:val="20"/>
+        </w:rPr>
+        <w:t xml:space="preserve">“어떤 상황이었나요?”라는 안내와 함께 입력창이 자동으로 열립니다. 일반 유형은 입력하지 않아도 저장되므로, 열어 보았다가 그냥 [기록 저장]을 눌러도 됩니다.</w:t>
       </w:r>
     </w:p>
     <w:p>
@@ -1309,15 +1404,15 @@
           <w:sz w:val="20"/>
           <w:szCs w:val="20"/>
         </w:rPr>
-        <w:t xml:space="preserve">⑥ 저장 후 안내: </w:t>
-      </w:r>
-      <w:r>
-        <w:rPr>
-          <w:rFonts w:ascii="맑은 고딕" w:cs="맑은 고딕" w:eastAsia="맑은 고딕" w:hAnsi="맑은 고딕"/>
-          <w:sz w:val="20"/>
-          <w:szCs w:val="20"/>
-        </w:rPr>
-        <w:t xml:space="preserve">저장하면 창이 자동으로 닫히고 “김민준 · 수업 이탈 기록됨 (3교시)”처럼 어느 교시로 분류되었는지 화면 아래에 잠깐 표시됩니다.</w:t>
+        <w:t xml:space="preserve">⑥ 기록 시각: </w:t>
+      </w:r>
+      <w:r>
+        <w:rPr>
+          <w:rFonts w:ascii="맑은 고딕" w:cs="맑은 고딕" w:eastAsia="맑은 고딕" w:hAnsi="맑은 고딕"/>
+          <w:sz w:val="20"/>
+          <w:szCs w:val="20"/>
+        </w:rPr>
+        <w:t xml:space="preserve">기록 시각은 버튼을 누른 때가 아니라 [기록 저장]을 누른 시점으로 남습니다. 저장하면 창이 닫히고 “김민준 · 수업 이탈 기록됨 (3교시)”처럼 어느 교시로 분류되었는지 화면 아래에 잠깐 표시됩니다.</w:t>
       </w:r>
     </w:p>
     <w:p>
